--- a/client_rules/Horace Mann.docx
+++ b/client_rules/Horace Mann.docx
@@ -158,51 +158,7 @@
           <w:szCs w:val="26"/>
           <w14:ligatures w14:val="none"/>
         </w:rPr>
-        <w:t xml:space="preserve">Fill out CCC and </w:t>
-      </w:r>
-      <w:proofErr w:type="gramStart"/>
-      <w:r>
-        <w:rPr>
-          <w:rFonts w:ascii="Arial" w:eastAsia="Times New Roman" w:hAnsi="Arial" w:cs="Arial"/>
-          <w:kern w:val="0"/>
-          <w:sz w:val="26"/>
-          <w:szCs w:val="26"/>
-          <w14:ligatures w14:val="none"/>
-        </w:rPr>
-        <w:t>call in</w:t>
-      </w:r>
-      <w:proofErr w:type="gramEnd"/>
-      <w:r>
-        <w:rPr>
-          <w:rFonts w:ascii="Arial" w:eastAsia="Times New Roman" w:hAnsi="Arial" w:cs="Arial"/>
-          <w:kern w:val="0"/>
-          <w:sz w:val="26"/>
-          <w:szCs w:val="26"/>
-          <w14:ligatures w14:val="none"/>
-        </w:rPr>
-        <w:t xml:space="preserve"> using </w:t>
-      </w:r>
-      <w:proofErr w:type="gramStart"/>
-      <w:r>
-        <w:rPr>
-          <w:rFonts w:ascii="Arial" w:eastAsia="Times New Roman" w:hAnsi="Arial" w:cs="Arial"/>
-          <w:kern w:val="0"/>
-          <w:sz w:val="26"/>
-          <w:szCs w:val="26"/>
-          <w14:ligatures w14:val="none"/>
-        </w:rPr>
-        <w:t>clients</w:t>
-      </w:r>
-      <w:proofErr w:type="gramEnd"/>
-      <w:r>
-        <w:rPr>
-          <w:rFonts w:ascii="Arial" w:eastAsia="Times New Roman" w:hAnsi="Arial" w:cs="Arial"/>
-          <w:kern w:val="0"/>
-          <w:sz w:val="26"/>
-          <w:szCs w:val="26"/>
-          <w14:ligatures w14:val="none"/>
-        </w:rPr>
-        <w:t xml:space="preserve"> office ID for your state.</w:t>
+        <w:t>Fill out CCC and call in using clients office ID for your state.</w:t>
       </w:r>
     </w:p>
     <w:p>
@@ -275,45 +231,43 @@
           <w:szCs w:val="26"/>
           <w14:ligatures w14:val="none"/>
         </w:rPr>
-        <w:t xml:space="preserve">Review </w:t>
-      </w:r>
-      <w:proofErr w:type="gramStart"/>
-      <w:r>
-        <w:rPr>
-          <w:rFonts w:ascii="Arial" w:eastAsia="Times New Roman" w:hAnsi="Arial" w:cs="Arial"/>
+        <w:t>Review clients parts usage.</w:t>
+      </w:r>
+    </w:p>
+    <w:p>
+      <w:pPr>
+        <w:numPr>
+          <w:ilvl w:val="0"/>
+          <w:numId w:val="1"/>
+        </w:numPr>
+        <w:shd w:val="clear" w:color="auto" w:fill="FFFFFF"/>
+        <w:spacing w:before="100" w:beforeAutospacing="1" w:after="100" w:afterAutospacing="1" w:line="240" w:lineRule="auto"/>
+        <w:rPr>
+          <w:rFonts w:ascii="Segoe UI" w:eastAsia="Times New Roman" w:hAnsi="Segoe UI" w:cs="Segoe UI"/>
+          <w:kern w:val="0"/>
+          <w14:ligatures w14:val="none"/>
+        </w:rPr>
+      </w:pPr>
+      <w:r>
+        <w:rPr>
+          <w:rFonts w:ascii="Segoe UI" w:eastAsia="Times New Roman" w:hAnsi="Segoe UI" w:cs="Segoe UI"/>
           <w:kern w:val="0"/>
           <w:sz w:val="26"/>
           <w:szCs w:val="26"/>
           <w14:ligatures w14:val="none"/>
         </w:rPr>
-        <w:t>clients</w:t>
-      </w:r>
-      <w:proofErr w:type="gramEnd"/>
-      <w:r>
-        <w:rPr>
-          <w:rFonts w:ascii="Arial" w:eastAsia="Times New Roman" w:hAnsi="Arial" w:cs="Arial"/>
+        <w:t>P</w:t>
+      </w:r>
+      <w:r>
+        <w:rPr>
+          <w:rFonts w:ascii="Segoe UI" w:eastAsia="Times New Roman" w:hAnsi="Segoe UI" w:cs="Segoe UI"/>
           <w:kern w:val="0"/>
           <w:sz w:val="26"/>
           <w:szCs w:val="26"/>
           <w14:ligatures w14:val="none"/>
         </w:rPr>
-        <w:t xml:space="preserve"> parts usage.</w:t>
-      </w:r>
-    </w:p>
-    <w:p>
-      <w:pPr>
-        <w:numPr>
-          <w:ilvl w:val="0"/>
-          <w:numId w:val="1"/>
-        </w:numPr>
-        <w:shd w:val="clear" w:color="auto" w:fill="FFFFFF"/>
-        <w:spacing w:before="100" w:beforeAutospacing="1" w:after="100" w:afterAutospacing="1" w:line="240" w:lineRule="auto"/>
-        <w:rPr>
-          <w:rFonts w:ascii="Segoe UI" w:eastAsia="Times New Roman" w:hAnsi="Segoe UI" w:cs="Segoe UI"/>
-          <w:kern w:val="0"/>
-          <w14:ligatures w14:val="none"/>
-        </w:rPr>
-      </w:pPr>
+        <w:t>rintout showing the Clean Retail Value of the unit is required with all files - Repairable or Total Loss. </w:t>
+      </w:r>
       <w:r>
         <w:rPr>
           <w:rFonts w:ascii="Segoe UI" w:eastAsia="Times New Roman" w:hAnsi="Segoe UI" w:cs="Segoe UI"/>
@@ -322,7 +276,10 @@
           <w:szCs w:val="26"/>
           <w14:ligatures w14:val="none"/>
         </w:rPr>
-        <w:t>NADA printout showing the Clean Retail Value of the unit is required with all files - Repairable or Total Loss. </w:t>
+        <w:t xml:space="preserve"> </w:t>
+      </w:r>
+      <w:r>
+        <w:t>This may include NADA, J.D. Power, Kelly Blue Book, Edmunds, Carfax, Cars.com</w:t>
       </w:r>
     </w:p>
     <w:p>
@@ -481,27 +438,7 @@
           <w:kern w:val="0"/>
           <w14:ligatures w14:val="none"/>
         </w:rPr>
-        <w:t xml:space="preserve">Fill out CCC and </w:t>
-      </w:r>
-      <w:proofErr w:type="gramStart"/>
-      <w:r>
-        <w:rPr>
-          <w:rFonts w:ascii="Arial" w:eastAsia="Times New Roman" w:hAnsi="Arial" w:cs="Arial"/>
-          <w:spacing w:val="5"/>
-          <w:kern w:val="0"/>
-          <w14:ligatures w14:val="none"/>
-        </w:rPr>
-        <w:t>Call in</w:t>
-      </w:r>
-      <w:proofErr w:type="gramEnd"/>
-      <w:r>
-        <w:rPr>
-          <w:rFonts w:ascii="Arial" w:eastAsia="Times New Roman" w:hAnsi="Arial" w:cs="Arial"/>
-          <w:spacing w:val="5"/>
-          <w:kern w:val="0"/>
-          <w14:ligatures w14:val="none"/>
-        </w:rPr>
-        <w:t xml:space="preserve"> request.  Add CCC request / reference # on your report, but DO NOT mention any value.</w:t>
+        <w:t>Fill out CCC and Call in request.  Add CCC request / reference # on your report, but DO NOT mention any value.</w:t>
       </w:r>
     </w:p>
     <w:p>
@@ -736,29 +673,7 @@
           <w:szCs w:val="26"/>
           <w14:ligatures w14:val="none"/>
         </w:rPr>
-        <w:t xml:space="preserve">At least 4 photos of the </w:t>
-      </w:r>
-      <w:proofErr w:type="gramStart"/>
-      <w:r>
-        <w:rPr>
-          <w:rFonts w:ascii="Segoe UI" w:eastAsia="Times New Roman" w:hAnsi="Segoe UI" w:cs="Segoe UI"/>
-          <w:kern w:val="0"/>
-          <w:sz w:val="26"/>
-          <w:szCs w:val="26"/>
-          <w14:ligatures w14:val="none"/>
-        </w:rPr>
-        <w:t>damage</w:t>
-      </w:r>
-      <w:proofErr w:type="gramEnd"/>
-      <w:r>
-        <w:rPr>
-          <w:rFonts w:ascii="Segoe UI" w:eastAsia="Times New Roman" w:hAnsi="Segoe UI" w:cs="Segoe UI"/>
-          <w:kern w:val="0"/>
-          <w:sz w:val="26"/>
-          <w:szCs w:val="26"/>
-          <w14:ligatures w14:val="none"/>
-        </w:rPr>
-        <w:t xml:space="preserve"> area</w:t>
+        <w:t>At least 4 photos of the damage area</w:t>
       </w:r>
     </w:p>
     <w:p>
@@ -1117,9 +1032,23 @@
           <w:szCs w:val="26"/>
           <w14:ligatures w14:val="none"/>
         </w:rPr>
-        <w:t xml:space="preserve">Carpet condition (front and rear - be sure to </w:t>
-      </w:r>
-      <w:proofErr w:type="gramStart"/>
+        <w:t>Carpet condition (front and rear - be sure to lift up floor mats)</w:t>
+      </w:r>
+    </w:p>
+    <w:p>
+      <w:pPr>
+        <w:numPr>
+          <w:ilvl w:val="0"/>
+          <w:numId w:val="4"/>
+        </w:numPr>
+        <w:shd w:val="clear" w:color="auto" w:fill="FFFFFF"/>
+        <w:spacing w:before="100" w:beforeAutospacing="1" w:after="100" w:afterAutospacing="1" w:line="240" w:lineRule="auto"/>
+        <w:rPr>
+          <w:rFonts w:ascii="Segoe UI" w:eastAsia="Times New Roman" w:hAnsi="Segoe UI" w:cs="Segoe UI"/>
+          <w:kern w:val="0"/>
+          <w14:ligatures w14:val="none"/>
+        </w:rPr>
+      </w:pPr>
       <w:r>
         <w:rPr>
           <w:rFonts w:ascii="Segoe UI" w:eastAsia="Times New Roman" w:hAnsi="Segoe UI" w:cs="Segoe UI"/>
@@ -1128,9 +1057,23 @@
           <w:szCs w:val="26"/>
           <w14:ligatures w14:val="none"/>
         </w:rPr>
-        <w:t>lift up</w:t>
-      </w:r>
-      <w:proofErr w:type="gramEnd"/>
+        <w:t>Tread depth measurements (all 4 tires)</w:t>
+      </w:r>
+    </w:p>
+    <w:p>
+      <w:pPr>
+        <w:numPr>
+          <w:ilvl w:val="0"/>
+          <w:numId w:val="4"/>
+        </w:numPr>
+        <w:shd w:val="clear" w:color="auto" w:fill="FFFFFF"/>
+        <w:spacing w:before="100" w:beforeAutospacing="1" w:after="100" w:afterAutospacing="1" w:line="240" w:lineRule="auto"/>
+        <w:rPr>
+          <w:rFonts w:ascii="Segoe UI" w:eastAsia="Times New Roman" w:hAnsi="Segoe UI" w:cs="Segoe UI"/>
+          <w:kern w:val="0"/>
+          <w14:ligatures w14:val="none"/>
+        </w:rPr>
+      </w:pPr>
       <w:r>
         <w:rPr>
           <w:rFonts w:ascii="Segoe UI" w:eastAsia="Times New Roman" w:hAnsi="Segoe UI" w:cs="Segoe UI"/>
@@ -1139,7 +1082,7 @@
           <w:szCs w:val="26"/>
           <w14:ligatures w14:val="none"/>
         </w:rPr>
-        <w:t xml:space="preserve"> floor mats)</w:t>
+        <w:t>Doors and dash for vehicle options</w:t>
       </w:r>
     </w:p>
     <w:p>
@@ -1164,7 +1107,7 @@
           <w:szCs w:val="26"/>
           <w14:ligatures w14:val="none"/>
         </w:rPr>
-        <w:t>Tread depth measurements (all 4 tires)</w:t>
+        <w:t>Windshields with attention to chips, pits and cracks</w:t>
       </w:r>
     </w:p>
     <w:p>
@@ -1189,7 +1132,7 @@
           <w:szCs w:val="26"/>
           <w14:ligatures w14:val="none"/>
         </w:rPr>
-        <w:t>Doors and dash for vehicle options</w:t>
+        <w:t>Spare tire</w:t>
       </w:r>
     </w:p>
     <w:p>
@@ -1214,7 +1157,7 @@
           <w:szCs w:val="26"/>
           <w14:ligatures w14:val="none"/>
         </w:rPr>
-        <w:t>Windshields with attention to chips, pits and cracks</w:t>
+        <w:t>Engine compartment condition</w:t>
       </w:r>
     </w:p>
     <w:p>
@@ -1239,7 +1182,7 @@
           <w:szCs w:val="26"/>
           <w14:ligatures w14:val="none"/>
         </w:rPr>
-        <w:t>Spare tire</w:t>
+        <w:t>Engine with dipstick pulled to show oil level and condition</w:t>
       </w:r>
     </w:p>
     <w:p>
@@ -1264,7 +1207,7 @@
           <w:szCs w:val="26"/>
           <w14:ligatures w14:val="none"/>
         </w:rPr>
-        <w:t>Engine compartment condition</w:t>
+        <w:t>Trunk of vehicle showing spare</w:t>
       </w:r>
     </w:p>
     <w:p>
@@ -1289,101 +1232,7 @@
           <w:szCs w:val="26"/>
           <w14:ligatures w14:val="none"/>
         </w:rPr>
-        <w:t xml:space="preserve">Engine with </w:t>
-      </w:r>
-      <w:proofErr w:type="gramStart"/>
-      <w:r>
-        <w:rPr>
-          <w:rFonts w:ascii="Segoe UI" w:eastAsia="Times New Roman" w:hAnsi="Segoe UI" w:cs="Segoe UI"/>
-          <w:kern w:val="0"/>
-          <w:sz w:val="26"/>
-          <w:szCs w:val="26"/>
-          <w14:ligatures w14:val="none"/>
-        </w:rPr>
-        <w:t>dipstick</w:t>
-      </w:r>
-      <w:proofErr w:type="gramEnd"/>
-      <w:r>
-        <w:rPr>
-          <w:rFonts w:ascii="Segoe UI" w:eastAsia="Times New Roman" w:hAnsi="Segoe UI" w:cs="Segoe UI"/>
-          <w:kern w:val="0"/>
-          <w:sz w:val="26"/>
-          <w:szCs w:val="26"/>
-          <w14:ligatures w14:val="none"/>
-        </w:rPr>
-        <w:t xml:space="preserve"> pulled to show oil level and condition</w:t>
-      </w:r>
-    </w:p>
-    <w:p>
-      <w:pPr>
-        <w:numPr>
-          <w:ilvl w:val="0"/>
-          <w:numId w:val="4"/>
-        </w:numPr>
-        <w:shd w:val="clear" w:color="auto" w:fill="FFFFFF"/>
-        <w:spacing w:before="100" w:beforeAutospacing="1" w:after="100" w:afterAutospacing="1" w:line="240" w:lineRule="auto"/>
-        <w:rPr>
-          <w:rFonts w:ascii="Segoe UI" w:eastAsia="Times New Roman" w:hAnsi="Segoe UI" w:cs="Segoe UI"/>
-          <w:kern w:val="0"/>
-          <w14:ligatures w14:val="none"/>
-        </w:rPr>
-      </w:pPr>
-      <w:r>
-        <w:rPr>
-          <w:rFonts w:ascii="Segoe UI" w:eastAsia="Times New Roman" w:hAnsi="Segoe UI" w:cs="Segoe UI"/>
-          <w:kern w:val="0"/>
-          <w:sz w:val="26"/>
-          <w:szCs w:val="26"/>
-          <w14:ligatures w14:val="none"/>
-        </w:rPr>
-        <w:t>Trunk of vehicle showing spare</w:t>
-      </w:r>
-    </w:p>
-    <w:p>
-      <w:pPr>
-        <w:numPr>
-          <w:ilvl w:val="0"/>
-          <w:numId w:val="4"/>
-        </w:numPr>
-        <w:shd w:val="clear" w:color="auto" w:fill="FFFFFF"/>
-        <w:spacing w:before="100" w:beforeAutospacing="1" w:after="100" w:afterAutospacing="1" w:line="240" w:lineRule="auto"/>
-        <w:rPr>
-          <w:rFonts w:ascii="Segoe UI" w:eastAsia="Times New Roman" w:hAnsi="Segoe UI" w:cs="Segoe UI"/>
-          <w:kern w:val="0"/>
-          <w14:ligatures w14:val="none"/>
-        </w:rPr>
-      </w:pPr>
-      <w:r>
-        <w:rPr>
-          <w:rFonts w:ascii="Segoe UI" w:eastAsia="Times New Roman" w:hAnsi="Segoe UI" w:cs="Segoe UI"/>
-          <w:kern w:val="0"/>
-          <w:sz w:val="26"/>
-          <w:szCs w:val="26"/>
-          <w14:ligatures w14:val="none"/>
-        </w:rPr>
-        <w:t xml:space="preserve">Any other </w:t>
-      </w:r>
-      <w:proofErr w:type="gramStart"/>
-      <w:r>
-        <w:rPr>
-          <w:rFonts w:ascii="Segoe UI" w:eastAsia="Times New Roman" w:hAnsi="Segoe UI" w:cs="Segoe UI"/>
-          <w:kern w:val="0"/>
-          <w:sz w:val="26"/>
-          <w:szCs w:val="26"/>
-          <w14:ligatures w14:val="none"/>
-        </w:rPr>
-        <w:t>needed photos</w:t>
-      </w:r>
-      <w:proofErr w:type="gramEnd"/>
-      <w:r>
-        <w:rPr>
-          <w:rFonts w:ascii="Segoe UI" w:eastAsia="Times New Roman" w:hAnsi="Segoe UI" w:cs="Segoe UI"/>
-          <w:kern w:val="0"/>
-          <w:sz w:val="26"/>
-          <w:szCs w:val="26"/>
-          <w14:ligatures w14:val="none"/>
-        </w:rPr>
-        <w:t xml:space="preserve"> to depict damage, UPD or conditioning</w:t>
+        <w:t>Any other needed photos to depict damage, UPD or conditioning</w:t>
       </w:r>
     </w:p>
     <w:p>
@@ -1604,29 +1453,7 @@
           <w:kern w:val="0"/>
           <w14:ligatures w14:val="none"/>
         </w:rPr>
-        <w:t>Only use certified </w:t>
-      </w:r>
-      <w:proofErr w:type="gramStart"/>
-      <w:r>
-        <w:rPr>
-          <w:rFonts w:ascii="Times New Roman" w:eastAsia="Times New Roman" w:hAnsi="Times New Roman" w:cs="Times New Roman"/>
-          <w:color w:val="000000"/>
-          <w:spacing w:val="5"/>
-          <w:kern w:val="0"/>
-          <w14:ligatures w14:val="none"/>
-        </w:rPr>
-        <w:t>Non-OEM</w:t>
-      </w:r>
-      <w:proofErr w:type="gramEnd"/>
-      <w:r>
-        <w:rPr>
-          <w:rFonts w:ascii="Times New Roman" w:eastAsia="Times New Roman" w:hAnsi="Times New Roman" w:cs="Times New Roman"/>
-          <w:color w:val="000000"/>
-          <w:spacing w:val="5"/>
-          <w:kern w:val="0"/>
-          <w14:ligatures w14:val="none"/>
-        </w:rPr>
-        <w:t xml:space="preserve"> parts - </w:t>
+        <w:t>Only use certified Non-OEM parts - </w:t>
       </w:r>
       <w:r>
         <w:rPr>
@@ -1640,71 +1467,15 @@
         </w:rPr>
         <w:t>CAPA Certified and MQVP non-OEM parts (aftermarket, reconditioned, remanufactured, etc.), </w:t>
       </w:r>
-      <w:proofErr w:type="gramStart"/>
-      <w:r>
-        <w:rPr>
-          <w:rFonts w:ascii="Times New Roman" w:eastAsia="Times New Roman" w:hAnsi="Times New Roman" w:cs="Times New Roman"/>
-          <w:color w:val="000000"/>
-          <w:spacing w:val="5"/>
-          <w:kern w:val="0"/>
-          <w14:ligatures w14:val="none"/>
-        </w:rPr>
-        <w:t>Non-OE</w:t>
-      </w:r>
-      <w:proofErr w:type="gramEnd"/>
-      <w:r>
-        <w:rPr>
-          <w:rFonts w:ascii="Times New Roman" w:eastAsia="Times New Roman" w:hAnsi="Times New Roman" w:cs="Times New Roman"/>
-          <w:color w:val="000000"/>
-          <w:spacing w:val="5"/>
-          <w:kern w:val="0"/>
-          <w14:ligatures w14:val="none"/>
-        </w:rPr>
-        <w:t xml:space="preserve"> crash parts may be utilized. Non-OEM parts may be used on all vehicles except </w:t>
-      </w:r>
-      <w:proofErr w:type="gramStart"/>
-      <w:r>
-        <w:rPr>
-          <w:rFonts w:ascii="Times New Roman" w:eastAsia="Times New Roman" w:hAnsi="Times New Roman" w:cs="Times New Roman"/>
-          <w:color w:val="000000"/>
-          <w:spacing w:val="5"/>
-          <w:kern w:val="0"/>
-          <w14:ligatures w14:val="none"/>
-        </w:rPr>
-        <w:t>current</w:t>
-      </w:r>
-      <w:proofErr w:type="gramEnd"/>
-      <w:r>
-        <w:rPr>
-          <w:rFonts w:ascii="Times New Roman" w:eastAsia="Times New Roman" w:hAnsi="Times New Roman" w:cs="Times New Roman"/>
-          <w:color w:val="000000"/>
-          <w:spacing w:val="5"/>
-          <w:kern w:val="0"/>
-          <w14:ligatures w14:val="none"/>
-        </w:rPr>
-        <w:t xml:space="preserve"> model year plus one. For </w:t>
-      </w:r>
-      <w:proofErr w:type="gramStart"/>
-      <w:r>
-        <w:rPr>
-          <w:rFonts w:ascii="Times New Roman" w:eastAsia="Times New Roman" w:hAnsi="Times New Roman" w:cs="Times New Roman"/>
-          <w:color w:val="000000"/>
-          <w:spacing w:val="5"/>
-          <w:kern w:val="0"/>
-          <w14:ligatures w14:val="none"/>
-        </w:rPr>
-        <w:t>example</w:t>
-      </w:r>
-      <w:proofErr w:type="gramEnd"/>
-      <w:r>
-        <w:rPr>
-          <w:rFonts w:ascii="Times New Roman" w:eastAsia="Times New Roman" w:hAnsi="Times New Roman" w:cs="Times New Roman"/>
-          <w:color w:val="000000"/>
-          <w:spacing w:val="5"/>
-          <w:kern w:val="0"/>
-          <w14:ligatures w14:val="none"/>
-        </w:rPr>
-        <w:t xml:space="preserve"> if the current model year is 2020, OEM would be utilized on all 2020 and 2019 vehicles. </w:t>
+      <w:r>
+        <w:rPr>
+          <w:rFonts w:ascii="Times New Roman" w:eastAsia="Times New Roman" w:hAnsi="Times New Roman" w:cs="Times New Roman"/>
+          <w:color w:val="000000"/>
+          <w:spacing w:val="5"/>
+          <w:kern w:val="0"/>
+          <w14:ligatures w14:val="none"/>
+        </w:rPr>
+        <w:t>Non-OE crash parts may be utilized. Non-OEM parts may be used on all vehicles except current model year plus one. For example if the current model year is 2020, OEM would be utilized on all 2020 and 2019 vehicles. </w:t>
       </w:r>
     </w:p>
     <w:p>
@@ -1791,29 +1562,7 @@
           <w:kern w:val="0"/>
           <w14:ligatures w14:val="none"/>
         </w:rPr>
-        <w:t xml:space="preserve">Horace Mann does not write for </w:t>
-      </w:r>
-      <w:proofErr w:type="gramStart"/>
-      <w:r>
-        <w:rPr>
-          <w:rFonts w:ascii="Times New Roman" w:eastAsia="Times New Roman" w:hAnsi="Times New Roman" w:cs="Times New Roman"/>
-          <w:color w:val="000000"/>
-          <w:spacing w:val="5"/>
-          <w:kern w:val="0"/>
-          <w14:ligatures w14:val="none"/>
-        </w:rPr>
-        <w:t>Non-OE</w:t>
-      </w:r>
-      <w:proofErr w:type="gramEnd"/>
-      <w:r>
-        <w:rPr>
-          <w:rFonts w:ascii="Times New Roman" w:eastAsia="Times New Roman" w:hAnsi="Times New Roman" w:cs="Times New Roman"/>
-          <w:color w:val="000000"/>
-          <w:spacing w:val="5"/>
-          <w:kern w:val="0"/>
-          <w14:ligatures w14:val="none"/>
-        </w:rPr>
-        <w:t xml:space="preserve"> radiator supports or bumper reinforcements.</w:t>
+        <w:t>Horace Mann does not write for Non-OE radiator supports or bumper reinforcements.</w:t>
       </w:r>
     </w:p>
     <w:p>
@@ -1894,29 +1643,7 @@
           <w:kern w:val="0"/>
           <w14:ligatures w14:val="none"/>
         </w:rPr>
-        <w:t xml:space="preserve">Wheels should be written for repair for $125.00 @ Wheels America. If an exchange wheel is available for the repairable </w:t>
-      </w:r>
-      <w:proofErr w:type="gramStart"/>
-      <w:r>
-        <w:rPr>
-          <w:rFonts w:ascii="Times New Roman" w:eastAsia="Times New Roman" w:hAnsi="Times New Roman" w:cs="Times New Roman"/>
-          <w:color w:val="000000"/>
-          <w:spacing w:val="5"/>
-          <w:kern w:val="0"/>
-          <w14:ligatures w14:val="none"/>
-        </w:rPr>
-        <w:t>wheel</w:t>
-      </w:r>
-      <w:proofErr w:type="gramEnd"/>
-      <w:r>
-        <w:rPr>
-          <w:rFonts w:ascii="Times New Roman" w:eastAsia="Times New Roman" w:hAnsi="Times New Roman" w:cs="Times New Roman"/>
-          <w:color w:val="000000"/>
-          <w:spacing w:val="5"/>
-          <w:kern w:val="0"/>
-          <w14:ligatures w14:val="none"/>
-        </w:rPr>
-        <w:t xml:space="preserve"> then this can be written on current model years plus one as well.</w:t>
+        <w:t>Wheels should be written for repair for $125.00 @ Wheels America. If an exchange wheel is available for the repairable wheel then this can be written on current model years plus one as well.</w:t>
       </w:r>
     </w:p>
     <w:p>
@@ -1946,29 +1673,7 @@
           <w:kern w:val="0"/>
           <w14:ligatures w14:val="none"/>
         </w:rPr>
-        <w:t xml:space="preserve">Contact local glass vendors, utilize Insurance installed price. Nags </w:t>
-      </w:r>
-      <w:proofErr w:type="gramStart"/>
-      <w:r>
-        <w:rPr>
-          <w:rFonts w:ascii="Times New Roman" w:eastAsia="Times New Roman" w:hAnsi="Times New Roman" w:cs="Times New Roman"/>
-          <w:color w:val="000000"/>
-          <w:spacing w:val="5"/>
-          <w:kern w:val="0"/>
-          <w14:ligatures w14:val="none"/>
-        </w:rPr>
-        <w:t>is</w:t>
-      </w:r>
-      <w:proofErr w:type="gramEnd"/>
-      <w:r>
-        <w:rPr>
-          <w:rFonts w:ascii="Times New Roman" w:eastAsia="Times New Roman" w:hAnsi="Times New Roman" w:cs="Times New Roman"/>
-          <w:color w:val="000000"/>
-          <w:spacing w:val="5"/>
-          <w:kern w:val="0"/>
-          <w14:ligatures w14:val="none"/>
-        </w:rPr>
-        <w:t xml:space="preserve"> not to be utilized.</w:t>
+        <w:t>Contact local glass vendors, utilize Insurance installed price. Nags is not to be utilized.</w:t>
       </w:r>
     </w:p>
     <w:p>
@@ -2022,29 +1727,7 @@
           <w:kern w:val="0"/>
           <w14:ligatures w14:val="none"/>
         </w:rPr>
-        <w:t> (OEM) reconditioned/ remanufactured parts will be utilized when available, on all vehicles except current model year plus one.  Meaning</w:t>
-      </w:r>
-      <w:proofErr w:type="gramStart"/>
-      <w:r>
-        <w:rPr>
-          <w:rFonts w:ascii="Times New Roman" w:eastAsia="Times New Roman" w:hAnsi="Times New Roman" w:cs="Times New Roman"/>
-          <w:color w:val="000000"/>
-          <w:spacing w:val="5"/>
-          <w:kern w:val="0"/>
-          <w14:ligatures w14:val="none"/>
-        </w:rPr>
-        <w:t>:  if</w:t>
-      </w:r>
-      <w:proofErr w:type="gramEnd"/>
-      <w:r>
-        <w:rPr>
-          <w:rFonts w:ascii="Times New Roman" w:eastAsia="Times New Roman" w:hAnsi="Times New Roman" w:cs="Times New Roman"/>
-          <w:color w:val="000000"/>
-          <w:spacing w:val="5"/>
-          <w:kern w:val="0"/>
-          <w14:ligatures w14:val="none"/>
-        </w:rPr>
-        <w:t xml:space="preserve"> the current model year is 2020, OEM would be utilized on all 2020 and 2019 vehicles. </w:t>
+        <w:t> (OEM) reconditioned/ remanufactured parts will be utilized when available, on all vehicles except current model year plus one.  Meaning:  if the current model year is 2020, OEM would be utilized on all 2020 and 2019 vehicles. </w:t>
       </w:r>
     </w:p>
     <w:p>
@@ -2173,29 +1856,7 @@
           <w:kern w:val="0"/>
           <w14:ligatures w14:val="none"/>
         </w:rPr>
-        <w:t xml:space="preserve">Recycled parts will be utilized when available, on all vehicles except </w:t>
-      </w:r>
-      <w:proofErr w:type="gramStart"/>
-      <w:r>
-        <w:rPr>
-          <w:rFonts w:ascii="Times New Roman" w:eastAsia="Times New Roman" w:hAnsi="Times New Roman" w:cs="Times New Roman"/>
-          <w:color w:val="000000"/>
-          <w:spacing w:val="5"/>
-          <w:kern w:val="0"/>
-          <w14:ligatures w14:val="none"/>
-        </w:rPr>
-        <w:t>current</w:t>
-      </w:r>
-      <w:proofErr w:type="gramEnd"/>
-      <w:r>
-        <w:rPr>
-          <w:rFonts w:ascii="Times New Roman" w:eastAsia="Times New Roman" w:hAnsi="Times New Roman" w:cs="Times New Roman"/>
-          <w:color w:val="000000"/>
-          <w:spacing w:val="5"/>
-          <w:kern w:val="0"/>
-          <w14:ligatures w14:val="none"/>
-        </w:rPr>
-        <w:t xml:space="preserve"> model year plus one.</w:t>
+        <w:t>Recycled parts will be utilized when available, on all vehicles except current model year plus one.</w:t>
       </w:r>
     </w:p>
     <w:p>
@@ -2255,29 +1916,7 @@
           <w:kern w:val="0"/>
           <w14:ligatures w14:val="none"/>
         </w:rPr>
-        <w:t xml:space="preserve">Horace Mann does not allow the use of recycled air </w:t>
-      </w:r>
-      <w:proofErr w:type="gramStart"/>
-      <w:r>
-        <w:rPr>
-          <w:rFonts w:ascii="Times New Roman" w:eastAsia="Times New Roman" w:hAnsi="Times New Roman" w:cs="Times New Roman"/>
-          <w:color w:val="000000"/>
-          <w:spacing w:val="5"/>
-          <w:kern w:val="0"/>
-          <w14:ligatures w14:val="none"/>
-        </w:rPr>
-        <w:t>bag</w:t>
-      </w:r>
-      <w:proofErr w:type="gramEnd"/>
-      <w:r>
-        <w:rPr>
-          <w:rFonts w:ascii="Times New Roman" w:eastAsia="Times New Roman" w:hAnsi="Times New Roman" w:cs="Times New Roman"/>
-          <w:color w:val="000000"/>
-          <w:spacing w:val="5"/>
-          <w:kern w:val="0"/>
-          <w14:ligatures w14:val="none"/>
-        </w:rPr>
-        <w:t xml:space="preserve"> or SRS components.</w:t>
+        <w:t>Horace Mann does not allow the use of recycled air bag or SRS components.</w:t>
       </w:r>
     </w:p>
     <w:p>
@@ -2407,29 +2046,7 @@
           <w:kern w:val="0"/>
           <w14:ligatures w14:val="none"/>
         </w:rPr>
-        <w:t xml:space="preserve">Horace Mann utilizes Safelite pricing on all glass replacement, unless the glass is not available through Safelite, or utilizing Safelite glass would </w:t>
-      </w:r>
-      <w:proofErr w:type="gramStart"/>
-      <w:r>
-        <w:rPr>
-          <w:rFonts w:ascii="Times New Roman" w:eastAsia="Times New Roman" w:hAnsi="Times New Roman" w:cs="Times New Roman"/>
-          <w:color w:val="000000"/>
-          <w:spacing w:val="5"/>
-          <w:kern w:val="0"/>
-          <w14:ligatures w14:val="none"/>
-        </w:rPr>
-        <w:t>void</w:t>
-      </w:r>
-      <w:proofErr w:type="gramEnd"/>
-      <w:r>
-        <w:rPr>
-          <w:rFonts w:ascii="Times New Roman" w:eastAsia="Times New Roman" w:hAnsi="Times New Roman" w:cs="Times New Roman"/>
-          <w:color w:val="000000"/>
-          <w:spacing w:val="5"/>
-          <w:kern w:val="0"/>
-          <w14:ligatures w14:val="none"/>
-        </w:rPr>
-        <w:t xml:space="preserve"> the OE warranty. </w:t>
+        <w:t>Horace Mann utilizes Safelite pricing on all glass replacement, unless the glass is not available through Safelite, or utilizing Safelite glass would void the OE warranty. </w:t>
       </w:r>
     </w:p>
     <w:p>
@@ -2681,29 +2298,7 @@
           <w:kern w:val="0"/>
           <w14:ligatures w14:val="none"/>
         </w:rPr>
-        <w:t xml:space="preserve">Wheel alignments will be listed when the vehicle is hit on the tire or wheel, if the vehicle left the roadway, or if the damages are extensive enough to have moved the suspension mounting points on the vehicle.  </w:t>
-      </w:r>
-      <w:proofErr w:type="gramStart"/>
-      <w:r>
-        <w:rPr>
-          <w:rFonts w:ascii="Times New Roman" w:eastAsia="Times New Roman" w:hAnsi="Times New Roman" w:cs="Times New Roman"/>
-          <w:color w:val="000000"/>
-          <w:spacing w:val="5"/>
-          <w:kern w:val="0"/>
-          <w14:ligatures w14:val="none"/>
-        </w:rPr>
-        <w:t>Also</w:t>
-      </w:r>
-      <w:proofErr w:type="gramEnd"/>
-      <w:r>
-        <w:rPr>
-          <w:rFonts w:ascii="Times New Roman" w:eastAsia="Times New Roman" w:hAnsi="Times New Roman" w:cs="Times New Roman"/>
-          <w:color w:val="000000"/>
-          <w:spacing w:val="5"/>
-          <w:kern w:val="0"/>
-          <w14:ligatures w14:val="none"/>
-        </w:rPr>
-        <w:t xml:space="preserve"> whenever suspension components have been replaced.</w:t>
+        <w:t>Wheel alignments will be listed when the vehicle is hit on the tire or wheel, if the vehicle left the roadway, or if the damages are extensive enough to have moved the suspension mounting points on the vehicle.  Also whenever suspension components have been replaced.</w:t>
       </w:r>
     </w:p>
     <w:p>
@@ -2733,29 +2328,7 @@
           <w:kern w:val="0"/>
           <w14:ligatures w14:val="none"/>
         </w:rPr>
-        <w:t xml:space="preserve">Alignments will be written at the going rate in the </w:t>
-      </w:r>
-      <w:proofErr w:type="gramStart"/>
-      <w:r>
-        <w:rPr>
-          <w:rFonts w:ascii="Times New Roman" w:eastAsia="Times New Roman" w:hAnsi="Times New Roman" w:cs="Times New Roman"/>
-          <w:color w:val="000000"/>
-          <w:spacing w:val="5"/>
-          <w:kern w:val="0"/>
-          <w14:ligatures w14:val="none"/>
-        </w:rPr>
-        <w:t>area, and</w:t>
-      </w:r>
-      <w:proofErr w:type="gramEnd"/>
-      <w:r>
-        <w:rPr>
-          <w:rFonts w:ascii="Times New Roman" w:eastAsia="Times New Roman" w:hAnsi="Times New Roman" w:cs="Times New Roman"/>
-          <w:color w:val="000000"/>
-          <w:spacing w:val="5"/>
-          <w:kern w:val="0"/>
-          <w14:ligatures w14:val="none"/>
-        </w:rPr>
-        <w:t xml:space="preserve"> entered as a sublet item.</w:t>
+        <w:t>Alignments will be written at the going rate in the area, and entered as a sublet item.</w:t>
       </w:r>
     </w:p>
     <w:p>
@@ -2784,22 +2357,7 @@
           <w:kern w:val="0"/>
           <w14:ligatures w14:val="none"/>
         </w:rPr>
-        <w:t xml:space="preserve">These estimate guidelines are subject to, and superseded by- the local, state and federal laws, statutes, regulations, and fair claims settlement practices in each </w:t>
-      </w:r>
-      <w:proofErr w:type="gramStart"/>
-      <w:r>
-        <w:rPr>
-          <w:rFonts w:ascii="Times New Roman" w:eastAsia="Times New Roman" w:hAnsi="Times New Roman" w:cs="Times New Roman"/>
-          <w:b/>
-          <w:bCs/>
-          <w:i/>
-          <w:iCs/>
-          <w:color w:val="000000"/>
-          <w:spacing w:val="5"/>
-          <w:kern w:val="0"/>
-          <w14:ligatures w14:val="none"/>
-        </w:rPr>
-        <w:t>venue.</w:t>
+        <w:t>These estimate guidelines are subject to, and superseded by- the local, state and federal laws, statutes, regulations, and fair claims settlement practices in each venue.</w:t>
       </w:r>
       <w:r>
         <w:rPr>
@@ -2811,7 +2369,6 @@
         </w:rPr>
         <w:t>.</w:t>
       </w:r>
-      <w:proofErr w:type="gramEnd"/>
     </w:p>
     <w:p>
       <w:pPr>
@@ -2895,27 +2452,7 @@
           <w:kern w:val="0"/>
           <w14:ligatures w14:val="none"/>
         </w:rPr>
-        <w:t xml:space="preserve">Fill out the CCC and call </w:t>
-      </w:r>
-      <w:proofErr w:type="gramStart"/>
-      <w:r>
-        <w:rPr>
-          <w:rFonts w:ascii="Arial" w:eastAsia="Times New Roman" w:hAnsi="Arial" w:cs="Arial"/>
-          <w:spacing w:val="5"/>
-          <w:kern w:val="0"/>
-          <w14:ligatures w14:val="none"/>
-        </w:rPr>
-        <w:t>it in</w:t>
-      </w:r>
-      <w:proofErr w:type="gramEnd"/>
-      <w:r>
-        <w:rPr>
-          <w:rFonts w:ascii="Arial" w:eastAsia="Times New Roman" w:hAnsi="Arial" w:cs="Arial"/>
-          <w:spacing w:val="5"/>
-          <w:kern w:val="0"/>
-          <w14:ligatures w14:val="none"/>
-        </w:rPr>
-        <w:t xml:space="preserve"> using the call in ID below. </w:t>
+        <w:t>Fill out the CCC and call it in using the call in ID below. </w:t>
       </w:r>
       <w:r>
         <w:rPr>
@@ -3010,9 +2547,24 @@
           <w:kern w:val="0"/>
           <w14:ligatures w14:val="none"/>
         </w:rPr>
-        <w:t xml:space="preserve">Be sure to rate </w:t>
-      </w:r>
-      <w:proofErr w:type="gramStart"/>
+        <w:t>Be sure to rate each and every condition category separately and accurately. DO NOT rate all categories "Average" all the way through. Horace Mann will reject the evaluation and request a reinspection.</w:t>
+      </w:r>
+    </w:p>
+    <w:p>
+      <w:pPr>
+        <w:numPr>
+          <w:ilvl w:val="0"/>
+          <w:numId w:val="12"/>
+        </w:numPr>
+        <w:shd w:val="clear" w:color="auto" w:fill="FFFFFF"/>
+        <w:spacing w:before="240" w:after="240" w:line="240" w:lineRule="auto"/>
+        <w:rPr>
+          <w:rFonts w:ascii="Segoe UI" w:eastAsia="Times New Roman" w:hAnsi="Segoe UI" w:cs="Segoe UI"/>
+          <w:spacing w:val="5"/>
+          <w:kern w:val="0"/>
+          <w14:ligatures w14:val="none"/>
+        </w:rPr>
+      </w:pPr>
       <w:r>
         <w:rPr>
           <w:rFonts w:ascii="Arial" w:eastAsia="Times New Roman" w:hAnsi="Arial" w:cs="Arial"/>
@@ -3020,9 +2572,24 @@
           <w:kern w:val="0"/>
           <w14:ligatures w14:val="none"/>
         </w:rPr>
-        <w:t>each and every</w:t>
-      </w:r>
-      <w:proofErr w:type="gramEnd"/>
+        <w:t>Unrelated Prior Damage must be documented and itemized. (UPD Estimate)</w:t>
+      </w:r>
+    </w:p>
+    <w:p>
+      <w:pPr>
+        <w:numPr>
+          <w:ilvl w:val="0"/>
+          <w:numId w:val="12"/>
+        </w:numPr>
+        <w:shd w:val="clear" w:color="auto" w:fill="FFFFFF"/>
+        <w:spacing w:before="240" w:after="240" w:line="240" w:lineRule="auto"/>
+        <w:rPr>
+          <w:rFonts w:ascii="Segoe UI" w:eastAsia="Times New Roman" w:hAnsi="Segoe UI" w:cs="Segoe UI"/>
+          <w:spacing w:val="5"/>
+          <w:kern w:val="0"/>
+          <w14:ligatures w14:val="none"/>
+        </w:rPr>
+      </w:pPr>
       <w:r>
         <w:rPr>
           <w:rFonts w:ascii="Arial" w:eastAsia="Times New Roman" w:hAnsi="Arial" w:cs="Arial"/>
@@ -3030,7 +2597,7 @@
           <w:kern w:val="0"/>
           <w14:ligatures w14:val="none"/>
         </w:rPr>
-        <w:t xml:space="preserve"> condition category separately and accurately. DO NOT rate all categories "Average" all the way through. Horace Mann will reject the evaluation and request a reinspection.</w:t>
+        <w:t>Never deduct value in the body or paint section, only “other adjustments”.</w:t>
       </w:r>
     </w:p>
     <w:p>
@@ -3055,77 +2622,7 @@
           <w:kern w:val="0"/>
           <w14:ligatures w14:val="none"/>
         </w:rPr>
-        <w:t>Unrelated Prior Damage must be documented and itemized. (UPD Estimate)</w:t>
-      </w:r>
-    </w:p>
-    <w:p>
-      <w:pPr>
-        <w:numPr>
-          <w:ilvl w:val="0"/>
-          <w:numId w:val="12"/>
-        </w:numPr>
-        <w:shd w:val="clear" w:color="auto" w:fill="FFFFFF"/>
-        <w:spacing w:before="240" w:after="240" w:line="240" w:lineRule="auto"/>
-        <w:rPr>
-          <w:rFonts w:ascii="Segoe UI" w:eastAsia="Times New Roman" w:hAnsi="Segoe UI" w:cs="Segoe UI"/>
-          <w:spacing w:val="5"/>
-          <w:kern w:val="0"/>
-          <w14:ligatures w14:val="none"/>
-        </w:rPr>
-      </w:pPr>
-      <w:r>
-        <w:rPr>
-          <w:rFonts w:ascii="Arial" w:eastAsia="Times New Roman" w:hAnsi="Arial" w:cs="Arial"/>
-          <w:spacing w:val="5"/>
-          <w:kern w:val="0"/>
-          <w14:ligatures w14:val="none"/>
-        </w:rPr>
-        <w:t>Never deduct value in the body or paint section, only “other adjustments”.</w:t>
-      </w:r>
-    </w:p>
-    <w:p>
-      <w:pPr>
-        <w:numPr>
-          <w:ilvl w:val="0"/>
-          <w:numId w:val="12"/>
-        </w:numPr>
-        <w:shd w:val="clear" w:color="auto" w:fill="FFFFFF"/>
-        <w:spacing w:before="240" w:after="240" w:line="240" w:lineRule="auto"/>
-        <w:rPr>
-          <w:rFonts w:ascii="Segoe UI" w:eastAsia="Times New Roman" w:hAnsi="Segoe UI" w:cs="Segoe UI"/>
-          <w:spacing w:val="5"/>
-          <w:kern w:val="0"/>
-          <w14:ligatures w14:val="none"/>
-        </w:rPr>
-      </w:pPr>
-      <w:r>
-        <w:rPr>
-          <w:rFonts w:ascii="Arial" w:eastAsia="Times New Roman" w:hAnsi="Arial" w:cs="Arial"/>
-          <w:spacing w:val="5"/>
-          <w:kern w:val="0"/>
-          <w14:ligatures w14:val="none"/>
-        </w:rPr>
-        <w:t xml:space="preserve">No Salvage Bids </w:t>
-      </w:r>
-      <w:proofErr w:type="gramStart"/>
-      <w:r>
-        <w:rPr>
-          <w:rFonts w:ascii="Arial" w:eastAsia="Times New Roman" w:hAnsi="Arial" w:cs="Arial"/>
-          <w:spacing w:val="5"/>
-          <w:kern w:val="0"/>
-          <w14:ligatures w14:val="none"/>
-        </w:rPr>
-        <w:t>needed</w:t>
-      </w:r>
-      <w:proofErr w:type="gramEnd"/>
-      <w:r>
-        <w:rPr>
-          <w:rFonts w:ascii="Arial" w:eastAsia="Times New Roman" w:hAnsi="Arial" w:cs="Arial"/>
-          <w:spacing w:val="5"/>
-          <w:kern w:val="0"/>
-          <w14:ligatures w14:val="none"/>
-        </w:rPr>
-        <w:t>.</w:t>
+        <w:t>No Salvage Bids needed.</w:t>
       </w:r>
     </w:p>
     <w:p>
@@ -3401,29 +2898,7 @@
           <w:kern w:val="0"/>
           <w14:ligatures w14:val="none"/>
         </w:rPr>
-        <w:t xml:space="preserve">DO NOT hold supplements to the end of repairs </w:t>
-      </w:r>
-      <w:proofErr w:type="gramStart"/>
-      <w:r>
-        <w:rPr>
-          <w:rFonts w:ascii="Times New Roman" w:eastAsia="Times New Roman" w:hAnsi="Times New Roman" w:cs="Times New Roman"/>
-          <w:color w:val="000000"/>
-          <w:spacing w:val="5"/>
-          <w:kern w:val="0"/>
-          <w14:ligatures w14:val="none"/>
-        </w:rPr>
-        <w:t>in order to</w:t>
-      </w:r>
-      <w:proofErr w:type="gramEnd"/>
-      <w:r>
-        <w:rPr>
-          <w:rFonts w:ascii="Times New Roman" w:eastAsia="Times New Roman" w:hAnsi="Times New Roman" w:cs="Times New Roman"/>
-          <w:color w:val="000000"/>
-          <w:spacing w:val="5"/>
-          <w:kern w:val="0"/>
-          <w14:ligatures w14:val="none"/>
-        </w:rPr>
-        <w:t xml:space="preserve"> “get it all on one supplement”. If you reinspect and see supplemental damage, photograph it, write it up and submit it…do not hold supplements open in anticipation of additional items. By the end of repairs, if three supplements are required, then three supplements are required.</w:t>
+        <w:t>DO NOT hold supplements to the end of repairs in order to “get it all on one supplement”. If you reinspect and see supplemental damage, photograph it, write it up and submit it…do not hold supplements open in anticipation of additional items. By the end of repairs, if three supplements are required, then three supplements are required.</w:t>
       </w:r>
     </w:p>
     <w:p>
@@ -3451,29 +2926,7 @@
           <w14:ligatures w14:val="none"/>
         </w:rPr>
         <w:lastRenderedPageBreak/>
-        <w:t>The following remarks must be listed in the remarks section of ALL estimates and supplements</w:t>
-      </w:r>
-      <w:proofErr w:type="gramStart"/>
-      <w:r>
-        <w:rPr>
-          <w:rFonts w:ascii="Times New Roman" w:eastAsia="Times New Roman" w:hAnsi="Times New Roman" w:cs="Times New Roman"/>
-          <w:color w:val="000000"/>
-          <w:spacing w:val="5"/>
-          <w:kern w:val="0"/>
-          <w14:ligatures w14:val="none"/>
-        </w:rPr>
-        <w:t>…“</w:t>
-      </w:r>
-      <w:proofErr w:type="gramEnd"/>
-      <w:r>
-        <w:rPr>
-          <w:rFonts w:ascii="Times New Roman" w:eastAsia="Times New Roman" w:hAnsi="Times New Roman" w:cs="Times New Roman"/>
-          <w:color w:val="000000"/>
-          <w:spacing w:val="5"/>
-          <w:kern w:val="0"/>
-          <w14:ligatures w14:val="none"/>
-        </w:rPr>
-        <w:t xml:space="preserve">WE RESERVE THE RIGHT TO REINSPECT ANY ADDITIONAL DAMAGES BEFORE AUTHORIZING SUPPLEMENTAL REPAIRS CHARGES. Please request all </w:t>
+        <w:t xml:space="preserve">The following remarks must be listed in the remarks section of ALL estimates and supplements…“WE RESERVE THE RIGHT TO REINSPECT ANY ADDITIONAL DAMAGES BEFORE AUTHORIZING SUPPLEMENTAL REPAIRS CHARGES. Please request all </w:t>
       </w:r>
       <w:proofErr w:type="spellStart"/>
       <w:r>
@@ -3498,7 +2951,6 @@
         <w:t>/supplements from SCA online at </w:t>
       </w:r>
       <w:hyperlink r:id="rId5" w:history="1">
-        <w:proofErr w:type="gramStart"/>
         <w:r>
           <w:rPr>
             <w:rFonts w:ascii="Times New Roman" w:eastAsia="Times New Roman" w:hAnsi="Times New Roman" w:cs="Times New Roman"/>
@@ -3511,7 +2963,6 @@
           <w:t>www..</w:t>
         </w:r>
         <w:proofErr w:type="spellStart"/>
-        <w:proofErr w:type="gramEnd"/>
         <w:r>
           <w:rPr>
             <w:rFonts w:ascii="Times New Roman" w:eastAsia="Times New Roman" w:hAnsi="Times New Roman" w:cs="Times New Roman"/>
@@ -3860,23 +3311,8 @@
           <w:szCs w:val="26"/>
           <w14:ligatures w14:val="none"/>
         </w:rPr>
-        <w:t>NADA Printout required on all files - Repairable or Total Loss</w:t>
-      </w:r>
-    </w:p>
-    <w:p>
-      <w:pPr>
-        <w:numPr>
-          <w:ilvl w:val="0"/>
-          <w:numId w:val="16"/>
-        </w:numPr>
-        <w:shd w:val="clear" w:color="auto" w:fill="FFFFFF"/>
-        <w:spacing w:before="100" w:beforeAutospacing="1" w:after="100" w:afterAutospacing="1" w:line="240" w:lineRule="auto"/>
-        <w:rPr>
-          <w:rFonts w:ascii="Segoe UI" w:eastAsia="Times New Roman" w:hAnsi="Segoe UI" w:cs="Segoe UI"/>
-          <w:kern w:val="0"/>
-          <w14:ligatures w14:val="none"/>
-        </w:rPr>
-      </w:pPr>
+        <w:t>Printout required on all files - Repairable or Total Loss</w:t>
+      </w:r>
       <w:r>
         <w:rPr>
           <w:rFonts w:ascii="Segoe UI" w:eastAsia="Times New Roman" w:hAnsi="Segoe UI" w:cs="Segoe UI"/>
@@ -3885,9 +3321,26 @@
           <w:szCs w:val="26"/>
           <w14:ligatures w14:val="none"/>
         </w:rPr>
-        <w:t xml:space="preserve">Comment </w:t>
-      </w:r>
-      <w:proofErr w:type="gramStart"/>
+        <w:t xml:space="preserve">. </w:t>
+      </w:r>
+      <w:r>
+        <w:t>This may include NADA, J.D. Power, Kelly Blue Book, Edmunds, Carfax, Cars.com</w:t>
+      </w:r>
+    </w:p>
+    <w:p>
+      <w:pPr>
+        <w:numPr>
+          <w:ilvl w:val="0"/>
+          <w:numId w:val="16"/>
+        </w:numPr>
+        <w:shd w:val="clear" w:color="auto" w:fill="FFFFFF"/>
+        <w:spacing w:before="100" w:beforeAutospacing="1" w:after="100" w:afterAutospacing="1" w:line="240" w:lineRule="auto"/>
+        <w:rPr>
+          <w:rFonts w:ascii="Segoe UI" w:eastAsia="Times New Roman" w:hAnsi="Segoe UI" w:cs="Segoe UI"/>
+          <w:kern w:val="0"/>
+          <w14:ligatures w14:val="none"/>
+        </w:rPr>
+      </w:pPr>
       <w:r>
         <w:rPr>
           <w:rFonts w:ascii="Segoe UI" w:eastAsia="Times New Roman" w:hAnsi="Segoe UI" w:cs="Segoe UI"/>
@@ -3896,40 +3349,7 @@
           <w:szCs w:val="26"/>
           <w14:ligatures w14:val="none"/>
         </w:rPr>
-        <w:t>in</w:t>
-      </w:r>
-      <w:proofErr w:type="gramEnd"/>
-      <w:r>
-        <w:rPr>
-          <w:rFonts w:ascii="Segoe UI" w:eastAsia="Times New Roman" w:hAnsi="Segoe UI" w:cs="Segoe UI"/>
-          <w:kern w:val="0"/>
-          <w:sz w:val="26"/>
-          <w:szCs w:val="26"/>
-          <w14:ligatures w14:val="none"/>
-        </w:rPr>
-        <w:t xml:space="preserve"> your Appraisal </w:t>
-      </w:r>
-      <w:proofErr w:type="gramStart"/>
-      <w:r>
-        <w:rPr>
-          <w:rFonts w:ascii="Segoe UI" w:eastAsia="Times New Roman" w:hAnsi="Segoe UI" w:cs="Segoe UI"/>
-          <w:kern w:val="0"/>
-          <w:sz w:val="26"/>
-          <w:szCs w:val="26"/>
-          <w14:ligatures w14:val="none"/>
-        </w:rPr>
-        <w:t>Report</w:t>
-      </w:r>
-      <w:proofErr w:type="gramEnd"/>
-      <w:r>
-        <w:rPr>
-          <w:rFonts w:ascii="Segoe UI" w:eastAsia="Times New Roman" w:hAnsi="Segoe UI" w:cs="Segoe UI"/>
-          <w:kern w:val="0"/>
-          <w:sz w:val="26"/>
-          <w:szCs w:val="26"/>
-          <w14:ligatures w14:val="none"/>
-        </w:rPr>
-        <w:t xml:space="preserve"> the "Approximate Market Value" of the unit. </w:t>
+        <w:t>Comment in your Appraisal Report the "Approximate Market Value" of the unit. </w:t>
       </w:r>
     </w:p>
     <w:p>
@@ -4523,29 +3943,7 @@
           <w:kern w:val="0"/>
           <w14:ligatures w14:val="none"/>
         </w:rPr>
-        <w:t xml:space="preserve">Sand and Buff ONLY allowed on high end vehicles. Only allow </w:t>
-      </w:r>
-      <w:proofErr w:type="gramStart"/>
-      <w:r>
-        <w:rPr>
-          <w:rFonts w:ascii="Times New Roman" w:eastAsia="Times New Roman" w:hAnsi="Times New Roman" w:cs="Times New Roman"/>
-          <w:color w:val="000000"/>
-          <w:spacing w:val="5"/>
-          <w:kern w:val="0"/>
-          <w14:ligatures w14:val="none"/>
-        </w:rPr>
-        <w:t>if</w:t>
-      </w:r>
-      <w:proofErr w:type="gramEnd"/>
-      <w:r>
-        <w:rPr>
-          <w:rFonts w:ascii="Times New Roman" w:eastAsia="Times New Roman" w:hAnsi="Times New Roman" w:cs="Times New Roman"/>
-          <w:color w:val="000000"/>
-          <w:spacing w:val="5"/>
-          <w:kern w:val="0"/>
-          <w14:ligatures w14:val="none"/>
-        </w:rPr>
-        <w:t xml:space="preserve"> at the shop.</w:t>
+        <w:t>Sand and Buff ONLY allowed on high end vehicles. Only allow if at the shop.</w:t>
       </w:r>
     </w:p>
     <w:p>

--- a/client_rules/Horace Mann.docx
+++ b/client_rules/Horace Mann.docx
@@ -1532,7 +1532,7 @@
           <w14:ligatures w14:val="none"/>
         </w:rPr>
         <w:lastRenderedPageBreak/>
-        <w:t>Call at least 3 salvage yards to search for ANY parts on your estimate that may be available. This search should be shown in the comments section of the SCA Appraisal Report. Any parts, if found, will need to have the name of the supplier on the estimate and phone number and any quote number given. </w:t>
+        <w:t>Call at least 3 salvage yards to search for ANY parts on your estimate that may be available. This search should be shown in the comments section of the Appraisal Report. Any parts, if found, will need to have the name of the supplier on the estimate and phone number and any quote number given. </w:t>
       </w:r>
     </w:p>
     <w:p>
@@ -2926,29 +2926,7 @@
           <w14:ligatures w14:val="none"/>
         </w:rPr>
         <w:lastRenderedPageBreak/>
-        <w:t xml:space="preserve">The following remarks must be listed in the remarks section of ALL estimates and supplements…“WE RESERVE THE RIGHT TO REINSPECT ANY ADDITIONAL DAMAGES BEFORE AUTHORIZING SUPPLEMENTAL REPAIRS CHARGES. Please request all </w:t>
-      </w:r>
-      <w:proofErr w:type="spellStart"/>
-      <w:r>
-        <w:rPr>
-          <w:rFonts w:ascii="Times New Roman" w:eastAsia="Times New Roman" w:hAnsi="Times New Roman" w:cs="Times New Roman"/>
-          <w:color w:val="000000"/>
-          <w:spacing w:val="5"/>
-          <w:kern w:val="0"/>
-          <w14:ligatures w14:val="none"/>
-        </w:rPr>
-        <w:t>reinspections</w:t>
-      </w:r>
-      <w:proofErr w:type="spellEnd"/>
-      <w:r>
-        <w:rPr>
-          <w:rFonts w:ascii="Times New Roman" w:eastAsia="Times New Roman" w:hAnsi="Times New Roman" w:cs="Times New Roman"/>
-          <w:color w:val="000000"/>
-          <w:spacing w:val="5"/>
-          <w:kern w:val="0"/>
-          <w14:ligatures w14:val="none"/>
-        </w:rPr>
-        <w:t>/supplements from SCA online at </w:t>
+        <w:t>The following remarks must be listed in the remarks section of ALL estimates and supplements…“WE RESERVE THE RIGHT TO REINSPECT ANY ADDITIONAL DAMAGES BEFORE AUTHORIZING SUPPLEMENTAL REPAIRS CHARGES. Please request all reinspections/supplements from SCA online at </w:t>
       </w:r>
       <w:hyperlink r:id="rId5" w:history="1">
         <w:r>
@@ -2960,31 +2938,7 @@
             <w:u w:val="single"/>
             <w14:ligatures w14:val="none"/>
           </w:rPr>
-          <w:t>www..</w:t>
-        </w:r>
-        <w:proofErr w:type="spellStart"/>
-        <w:r>
-          <w:rPr>
-            <w:rFonts w:ascii="Times New Roman" w:eastAsia="Times New Roman" w:hAnsi="Times New Roman" w:cs="Times New Roman"/>
-            <w:color w:val="0000FF"/>
-            <w:spacing w:val="5"/>
-            <w:kern w:val="0"/>
-            <w:u w:val="single"/>
-            <w14:ligatures w14:val="none"/>
-          </w:rPr>
-          <w:t>sca</w:t>
-        </w:r>
-        <w:proofErr w:type="spellEnd"/>
-        <w:r>
-          <w:rPr>
-            <w:rFonts w:ascii="Times New Roman" w:eastAsia="Times New Roman" w:hAnsi="Times New Roman" w:cs="Times New Roman"/>
-            <w:color w:val="0000FF"/>
-            <w:spacing w:val="5"/>
-            <w:kern w:val="0"/>
-            <w:u w:val="single"/>
-            <w14:ligatures w14:val="none"/>
-          </w:rPr>
-          <w:t>-appraisal.com</w:t>
+          <w:t>www..sca-appraisal.com</w:t>
         </w:r>
       </w:hyperlink>
       <w:r>
@@ -3261,7 +3215,7 @@
           <w:szCs w:val="26"/>
           <w14:ligatures w14:val="none"/>
         </w:rPr>
-        <w:t>Complete the Core appraisal report in its entirety and provide specific detailed inspection notes.</w:t>
+        <w:t>Complete the appraisal report in its entirety and provide specific detailed inspection notes.</w:t>
       </w:r>
     </w:p>
     <w:p>
@@ -3774,29 +3728,7 @@
           <w:kern w:val="0"/>
           <w14:ligatures w14:val="none"/>
         </w:rPr>
-        <w:t xml:space="preserve">Painted Pinstripes $35.00 1st Panel $10.00 each </w:t>
-      </w:r>
-      <w:proofErr w:type="spellStart"/>
-      <w:r>
-        <w:rPr>
-          <w:rFonts w:ascii="Times New Roman" w:eastAsia="Times New Roman" w:hAnsi="Times New Roman" w:cs="Times New Roman"/>
-          <w:color w:val="000000"/>
-          <w:spacing w:val="5"/>
-          <w:kern w:val="0"/>
-          <w14:ligatures w14:val="none"/>
-        </w:rPr>
-        <w:t>adl</w:t>
-      </w:r>
-      <w:proofErr w:type="spellEnd"/>
-      <w:r>
-        <w:rPr>
-          <w:rFonts w:ascii="Times New Roman" w:eastAsia="Times New Roman" w:hAnsi="Times New Roman" w:cs="Times New Roman"/>
-          <w:color w:val="000000"/>
-          <w:spacing w:val="5"/>
-          <w:kern w:val="0"/>
-          <w14:ligatures w14:val="none"/>
-        </w:rPr>
-        <w:t>' Panel to a Max of $75.00</w:t>
+        <w:t>Painted Pinstripes $35.00 1st Panel $10.00 each adl' Panel to a Max of $75.00</w:t>
       </w:r>
     </w:p>
     <w:p>
